--- a/manuscript/Title_Page_Indri_Anjar_Kartika_Sari.docx
+++ b/manuscript/Title_Page_Indri_Anjar_Kartika_Sari.docx
@@ -10,446 +10,125 @@
         <w:rPr>
           <w:rFonts w:ascii="Times New Roman" w:hAnsi="Times New Roman"/>
           <w:b/>
-          <w:color w:val="002060"/>
-          <w:sz w:val="32"/>
+          <w:sz w:val="28"/>
         </w:rPr>
-        <w:t>TITLE PAGE (SEPARATE SUBMISSION FILE FOR DOUBLE-BLIND PEER REVIEW)</w:t>
+        <w:t>TITLE PAGE (SEPARATE SUBMISSION FILE FOR DOUBLE-BLIND REVIEW)</w:t>
       </w:r>
     </w:p>
     <w:p>
       <w:pPr>
-        <w:pStyle w:val="Heading1"/>
-        <w:spacing w:before="240" w:after="80"/>
+        <w:spacing w:before="360" w:after="240"/>
+        <w:jc w:val="center"/>
       </w:pPr>
       <w:r>
-        <w:t>ARTICLE TITLE</w:t>
+        <w:rPr>
+          <w:rFonts w:ascii="Times New Roman" w:hAnsi="Times New Roman"/>
+          <w:b/>
+          <w:sz w:val="26"/>
+        </w:rPr>
+        <w:t>Digital Sarcasm, Networked Affect, and the Algorithmic Oracle: A Computational Communication Forensic of Citizen Dissent and the Phygital Governance Disconnect on Platform X</w:t>
       </w:r>
     </w:p>
     <w:p>
       <w:pPr>
-        <w:spacing w:line="276" w:lineRule="auto" w:after="80"/>
+        <w:spacing w:after="360"/>
+        <w:jc w:val="center"/>
       </w:pPr>
       <w:r>
-        <w:t>**Mapping the 'Phygital Gap' in Public Policy Crisis: A Tri-Layer Computational Communication Study of Indonesia's Free Nutritious Meal (MBG) Program on Platform X**</w:t>
+        <w:rPr>
+          <w:rFonts w:ascii="Times New Roman" w:hAnsi="Times New Roman"/>
+          <w:i/>
+          <w:sz w:val="22"/>
+        </w:rPr>
+        <w:t>Running Head: DIGITAL SARCASM AND THE ALGORITHMIC ORACLE</w:t>
       </w:r>
     </w:p>
     <w:p>
       <w:pPr>
-        <w:pStyle w:val="Heading1"/>
-        <w:spacing w:before="240" w:after="80"/>
+        <w:spacing w:after="120"/>
       </w:pPr>
       <w:r>
-        <w:t>SHORT RUNNING TITLE</w:t>
+        <w:rPr>
+          <w:rFonts w:ascii="Times New Roman" w:hAnsi="Times New Roman"/>
+          <w:sz w:val="22"/>
+        </w:rPr>
+        <w:t>1. Indri Anjar Kartika Sari¹* (ORCID: 0009-0002-8419-7231 | indrianjar@gmail.com)</w:t>
+        <w:br/>
+        <w:t xml:space="preserve">   Principal Investigator &amp; Lead Author</w:t>
       </w:r>
     </w:p>
     <w:p>
       <w:pPr>
-        <w:spacing w:line="276" w:lineRule="auto" w:after="80"/>
+        <w:spacing w:after="120"/>
       </w:pPr>
       <w:r>
-        <w:t>*Phygital Gap in MBG Public Policy Crisis on Platform X*</w:t>
+        <w:rPr>
+          <w:rFonts w:ascii="Times New Roman" w:hAnsi="Times New Roman"/>
+          <w:sz w:val="22"/>
+        </w:rPr>
+        <w:t>2. Dr. Catur Suratnoaji, M.Si.¹ (ORCID: 0000-0002-8596-3914 | catur_suratnoaji@upnjatim.ac.id)</w:t>
+        <w:br/>
+        <w:t xml:space="preserve">   Associate Professor &amp; Thesis Advisor I</w:t>
       </w:r>
     </w:p>
     <w:p>
       <w:pPr>
-        <w:spacing w:line="276" w:lineRule="auto" w:after="80"/>
+        <w:spacing w:after="120"/>
       </w:pPr>
       <w:r>
-        <w:t>---</w:t>
+        <w:rPr>
+          <w:rFonts w:ascii="Times New Roman" w:hAnsi="Times New Roman"/>
+          <w:sz w:val="22"/>
+        </w:rPr>
+        <w:t>3. Dr. Agus Widiyarta, S.Sos., M.Si.¹ (ORCID: 0000-0002-7104-5820 | agus.widiyarta@upnjatim.ac.id)</w:t>
+        <w:br/>
+        <w:t xml:space="preserve">   Assistant Professor &amp; Thesis Advisor II</w:t>
       </w:r>
     </w:p>
     <w:p>
       <w:pPr>
-        <w:pStyle w:val="Heading1"/>
-        <w:spacing w:before="240" w:after="80"/>
+        <w:spacing w:before="120" w:after="240"/>
       </w:pPr>
       <w:r>
-        <w:t>AUTHORS AND AFFILIATIONS</w:t>
+        <w:rPr>
+          <w:rFonts w:ascii="Times New Roman" w:hAnsi="Times New Roman"/>
+          <w:i/>
+          <w:sz w:val="21"/>
+        </w:rPr>
+        <w:t>¹ Department of Communication Science, Faculty of Social and Political Sciences, Universitas Pembangunan Nasional 'Veteran' Jawa Timur, Jl. Rungkut Madya No. 1, Gunung Anyar, Surabaya, Jawa Timur 60294, Indonesia</w:t>
+      </w:r>
+    </w:p>
+    <w:p>
+      <w:r>
+        <w:rPr>
+          <w:rFonts w:ascii="Times New Roman" w:hAnsi="Times New Roman"/>
+          <w:b/>
+          <w:sz w:val="22"/>
+        </w:rPr>
+        <w:t>* Corresponding Author: Indri Anjar Kartika Sari, Email: indrianjar@gmail.com, Tel: +62 811-300-8888</w:t>
       </w:r>
     </w:p>
     <w:p>
       <w:pPr>
-        <w:pStyle w:val="ListNumber"/>
+        <w:spacing w:before="240"/>
       </w:pPr>
       <w:r>
-        <w:t>**Indri Anjar Kartika Sari**</w:t>
-      </w:r>
-    </w:p>
-    <w:p>
-      <w:pPr>
-        <w:pStyle w:val="ListBullet"/>
-      </w:pPr>
-      <w:r>
-        <w:t>**Role:** Principal Investigator &amp; First Author</w:t>
-      </w:r>
-    </w:p>
-    <w:p>
-      <w:pPr>
-        <w:pStyle w:val="ListBullet"/>
-      </w:pPr>
-      <w:r>
-        <w:t>**ORCID iD:** [https://orcid.org/0009-0002-8419-7231](https://orcid.org/0009-0002-8419-7231)</w:t>
-      </w:r>
-    </w:p>
-    <w:p>
-      <w:pPr>
-        <w:pStyle w:val="ListBullet"/>
-      </w:pPr>
-      <w:r>
-        <w:t>**Affiliation:** Master of Communication Science Program, Department of Communication Science, Faculty of Social and Political Sciences, Universitas Pembangunan Nasional 'Veteran' Jawa Timur, Surabaya, 60294, Indonesia</w:t>
-      </w:r>
-    </w:p>
-    <w:p>
-      <w:pPr>
-        <w:pStyle w:val="ListBullet"/>
-      </w:pPr>
-      <w:r>
-        <w:t>**Email:** `indrianjar@gmail.com`</w:t>
-      </w:r>
-    </w:p>
-    <w:p>
-      <w:pPr>
-        <w:pStyle w:val="ListNumber"/>
-      </w:pPr>
-      <w:r>
-        <w:t>**Dr. Catur Suratnoaji, M.Si.**</w:t>
-      </w:r>
-    </w:p>
-    <w:p>
-      <w:pPr>
-        <w:pStyle w:val="ListBullet"/>
-      </w:pPr>
-      <w:r>
-        <w:t>**Role:** Associate Professor, Thesis Advisor I &amp; Co-Author</w:t>
-      </w:r>
-    </w:p>
-    <w:p>
-      <w:pPr>
-        <w:pStyle w:val="ListBullet"/>
-      </w:pPr>
-      <w:r>
-        <w:t>**ORCID iD:** [https://orcid.org/0000-0002-8596-3914](https://orcid.org/0000-0002-8596-3914)</w:t>
-      </w:r>
-    </w:p>
-    <w:p>
-      <w:pPr>
-        <w:pStyle w:val="ListBullet"/>
-      </w:pPr>
-      <w:r>
-        <w:t>**Affiliation:** Department of Communication Science, Faculty of Social and Political Sciences, Universitas Pembangunan Nasional 'Veteran' Jawa Timur, Surabaya, 60294, Indonesia</w:t>
-      </w:r>
-    </w:p>
-    <w:p>
-      <w:pPr>
-        <w:pStyle w:val="ListBullet"/>
-      </w:pPr>
-      <w:r>
-        <w:t>**Email:** `catur_suratnoaji@upnjatim.ac.id`</w:t>
-      </w:r>
-    </w:p>
-    <w:p>
-      <w:pPr>
-        <w:pStyle w:val="ListNumber"/>
-      </w:pPr>
-      <w:r>
-        <w:t>**Dr. Agus Widiyarta, S.Sos., M.Si.**</w:t>
-      </w:r>
-    </w:p>
-    <w:p>
-      <w:pPr>
-        <w:pStyle w:val="ListBullet"/>
-      </w:pPr>
-      <w:r>
-        <w:t>**Role:** Assistant Professor, Thesis Advisor II &amp; Co-Author</w:t>
-      </w:r>
-    </w:p>
-    <w:p>
-      <w:pPr>
-        <w:pStyle w:val="ListBullet"/>
-      </w:pPr>
-      <w:r>
-        <w:t>**ORCID iD:** [https://orcid.org/0000-0002-7104-5820](https://orcid.org/0000-0002-7104-5820)</w:t>
-      </w:r>
-    </w:p>
-    <w:p>
-      <w:pPr>
-        <w:pStyle w:val="ListBullet"/>
-      </w:pPr>
-      <w:r>
-        <w:t>**Affiliation:** Department of Communication Science, Faculty of Social and Political Sciences, Universitas Pembangunan Nasional 'Veteran' Jawa Timur, Surabaya, 60294, Indonesia</w:t>
-      </w:r>
-    </w:p>
-    <w:p>
-      <w:pPr>
-        <w:pStyle w:val="ListBullet"/>
-      </w:pPr>
-      <w:r>
-        <w:t>**Email:** `agus.widiyarta@upnjatim.ac.id`</w:t>
-      </w:r>
-    </w:p>
-    <w:p>
-      <w:pPr>
-        <w:spacing w:line="276" w:lineRule="auto" w:after="80"/>
-      </w:pPr>
-      <w:r>
-        <w:t>---</w:t>
-      </w:r>
-    </w:p>
-    <w:p>
-      <w:pPr>
-        <w:pStyle w:val="Heading1"/>
-        <w:spacing w:before="240" w:after="80"/>
-      </w:pPr>
-      <w:r>
-        <w:t>CORRESPONDING AUTHOR</w:t>
-      </w:r>
-    </w:p>
-    <w:p>
-      <w:pPr>
-        <w:pStyle w:val="ListBullet"/>
-      </w:pPr>
-      <w:r>
-        <w:t>**Name:** Indri Anjar Kartika Sari</w:t>
-      </w:r>
-    </w:p>
-    <w:p>
-      <w:pPr>
-        <w:pStyle w:val="ListBullet"/>
-      </w:pPr>
-      <w:r>
-        <w:t>**Postal Address:** Faculty of Social and Political Sciences, Universitas Pembangunan Nasional 'Veteran' Jawa Timur, Jl. Rungkut Madya No.1, Gunung Anyar, Surabaya, Jawa Timur 60294, Indonesia</w:t>
-      </w:r>
-    </w:p>
-    <w:p>
-      <w:pPr>
-        <w:pStyle w:val="ListBullet"/>
-      </w:pPr>
-      <w:r>
-        <w:t>**Email:** `indrianjar@gmail.com`</w:t>
-      </w:r>
-    </w:p>
-    <w:p>
-      <w:pPr>
-        <w:spacing w:line="276" w:lineRule="auto" w:after="80"/>
-      </w:pPr>
-      <w:r>
-        <w:t>---</w:t>
-      </w:r>
-    </w:p>
-    <w:p>
-      <w:pPr>
-        <w:pStyle w:val="Heading1"/>
-        <w:spacing w:before="240" w:after="80"/>
-      </w:pPr>
-      <w:r>
-        <w:t>MANUSCRIPT METRICS</w:t>
-      </w:r>
-    </w:p>
-    <w:p>
-      <w:pPr>
-        <w:pStyle w:val="ListBullet"/>
-      </w:pPr>
-      <w:r>
-        <w:t>**Target Journal:** *Social Network Analysis and Mining* (SNAM), Springer Nature Switzerland (Scopus Q1, SJR 0.76)</w:t>
-      </w:r>
-    </w:p>
-    <w:p>
-      <w:pPr>
-        <w:pStyle w:val="ListBullet"/>
-      </w:pPr>
-      <w:r>
-        <w:t>**Scopus ASJC Classification:** `3315` (Communication), `1702` (Artificial Intelligence), `3312` (Sociology and Political Science)</w:t>
-      </w:r>
-    </w:p>
-    <w:p>
-      <w:pPr>
-        <w:pStyle w:val="ListBullet"/>
-      </w:pPr>
-      <w:r>
-        <w:t>**Manuscript Word Count (Main Text &amp; References):** 5,104 words</w:t>
-      </w:r>
-    </w:p>
-    <w:p>
-      <w:pPr>
-        <w:pStyle w:val="ListBullet"/>
-      </w:pPr>
-      <w:r>
-        <w:t>**Number of Figures:** 3 figures</w:t>
-      </w:r>
-    </w:p>
-    <w:p>
-      <w:pPr>
-        <w:pStyle w:val="ListBullet"/>
-      </w:pPr>
-      <w:r>
-        <w:t>**Number of Tables:** 2 tables</w:t>
-      </w:r>
-    </w:p>
-    <w:p>
-      <w:pPr>
-        <w:pStyle w:val="ListBullet"/>
-      </w:pPr>
-      <w:r>
-        <w:t>**Total Cited References:** 27 references (74.07% published within 2016–2026)</w:t>
-      </w:r>
-    </w:p>
-    <w:p>
-      <w:pPr>
-        <w:pStyle w:val="Heading1"/>
-        <w:spacing w:before="240" w:after="80"/>
-      </w:pPr>
-      <w:r>
-        <w:t>BRIEF BIOGRAPHICAL NOTES</w:t>
-      </w:r>
-    </w:p>
-    <w:p>
-      <w:pPr>
-        <w:pStyle w:val="ListBullet"/>
-      </w:pPr>
-      <w:r>
-        <w:t>**Indri Anjar Kartika Sari** is an AI Engineer and postgraduate researcher in the Master of Communication Science Program at Universitas Pembangunan Nasional 'Veteran' Jawa Timur. She holds professional certifications in AI Engineering, Full Stack Software Development, and Digital Marketing from Purwadhika Digital Technology School, with 15+ years of prior financial leadership experience. Her research focuses on Transformer NLP (IndoBERT), multi-agent AI systems, Retrieval-Augmented Generation (RAG), and computational social science. She is the author of empirical research on semantic job matching published in *Integrative Perspectives of Social and Science Journal* (IPSSJ, 2026).</w:t>
-      </w:r>
-    </w:p>
-    <w:p>
-      <w:pPr>
-        <w:pStyle w:val="ListBullet"/>
-      </w:pPr>
-      <w:r>
-        <w:t>**Dr. Catur Suratnoaji, M.Si.** is an Associate Professor of Communication Science at Universitas Pembangunan Nasional 'Veteran' Jawa Timur, specializing in political communication, public opinion, and new media dynamics.</w:t>
-      </w:r>
-    </w:p>
-    <w:p>
-      <w:pPr>
-        <w:pStyle w:val="ListBullet"/>
-      </w:pPr>
-      <w:r>
-        <w:t>**Dr. Agus Widiyarta, S.Sos., M.Si.** is an Assistant Professor of Communication Science at Universitas Pembangunan Nasional 'Veteran' Jawa Timur, specializing in crisis communication, public relations, and social research methodology.</w:t>
-      </w:r>
-    </w:p>
-    <w:p>
-      <w:pPr>
-        <w:spacing w:line="276" w:lineRule="auto" w:after="80"/>
-      </w:pPr>
-      <w:r>
-        <w:t>---</w:t>
-      </w:r>
-    </w:p>
-    <w:p>
-      <w:pPr>
-        <w:pStyle w:val="Heading1"/>
-        <w:spacing w:before="240" w:after="80"/>
-      </w:pPr>
-      <w:r>
-        <w:t>STATEMENTS AND DECLARATIONS</w:t>
-      </w:r>
-    </w:p>
-    <w:p>
-      <w:pPr>
-        <w:pStyle w:val="Heading2"/>
-        <w:spacing w:before="160" w:after="40"/>
-      </w:pPr>
-      <w:r>
-        <w:t>Funding</w:t>
-      </w:r>
-    </w:p>
-    <w:p>
-      <w:pPr>
-        <w:spacing w:line="276" w:lineRule="auto" w:after="80"/>
-      </w:pPr>
-      <w:r>
-        <w:t>The authors declare that no external funding, grants, or financial support were received for the research, authorship, or publication of this article. The study was conducted independently at Universitas Pembangunan Nasional 'Veteran' Jawa Timur.</w:t>
-      </w:r>
-    </w:p>
-    <w:p>
-      <w:pPr>
-        <w:pStyle w:val="Heading2"/>
-        <w:spacing w:before="160" w:after="40"/>
-      </w:pPr>
-      <w:r>
-        <w:t>Competing Interests / Conflict of Interest</w:t>
-      </w:r>
-    </w:p>
-    <w:p>
-      <w:pPr>
-        <w:spacing w:line="276" w:lineRule="auto" w:after="80"/>
-      </w:pPr>
-      <w:r>
-        <w:t>The authors have no financial, political, or personal conflicts of interest that could have inappropriately influenced or biased the findings presented in this manuscript.</w:t>
-      </w:r>
-    </w:p>
-    <w:p>
-      <w:pPr>
-        <w:pStyle w:val="Heading2"/>
-        <w:spacing w:before="160" w:after="40"/>
-      </w:pPr>
-      <w:r>
-        <w:t>Author Contributions (CRediT Taxonomy)</w:t>
-      </w:r>
-    </w:p>
-    <w:p>
-      <w:pPr>
-        <w:pStyle w:val="ListBullet"/>
-      </w:pPr>
-      <w:r>
-        <w:t>**Indri Anjar Kartika Sari:** Conceptualization, Methodology, Software, Data Curation, Formal Analysis, Investigation, Validation, Visualization, Writing – Original Draft, Project Administration.</w:t>
-      </w:r>
-    </w:p>
-    <w:p>
-      <w:pPr>
-        <w:pStyle w:val="ListBullet"/>
-      </w:pPr>
-      <w:r>
-        <w:t>**Catur Suratnoaji:** Supervision, Conceptualization, Theoretical Framework, Formal Analysis Review, Writing – Review &amp; Editing.</w:t>
-      </w:r>
-    </w:p>
-    <w:p>
-      <w:pPr>
-        <w:pStyle w:val="ListBullet"/>
-      </w:pPr>
-      <w:r>
-        <w:t>**Agus Widiyarta:** Supervision, Methodology Review, Communication Policy Analysis, Validation, Writing – Review &amp; Editing.</w:t>
-      </w:r>
-    </w:p>
-    <w:p>
-      <w:pPr>
-        <w:pStyle w:val="Heading2"/>
-        <w:spacing w:before="160" w:after="40"/>
-      </w:pPr>
-      <w:r>
-        <w:t>Data and Code Availability</w:t>
-      </w:r>
-    </w:p>
-    <w:p>
-      <w:pPr>
-        <w:spacing w:line="276" w:lineRule="auto" w:after="80"/>
-      </w:pPr>
-      <w:r>
-        <w:t>All replication scripts, trained transformer models, edge matrices, and verified datasets are openly accessible via GitHub under CC-BY 4.0 &amp; MIT licenses at:</w:t>
-      </w:r>
-    </w:p>
-    <w:p>
-      <w:pPr>
-        <w:spacing w:line="276" w:lineRule="auto" w:after="80"/>
-      </w:pPr>
-      <w:r>
-        <w:t>https://github.com/indri007/INDOBERT-9-EMOJI-TESIS-ANALISIS-SNA</w:t>
-      </w:r>
-    </w:p>
-    <w:p>
-      <w:pPr>
-        <w:pStyle w:val="Heading2"/>
-        <w:spacing w:before="160" w:after="40"/>
-      </w:pPr>
-      <w:r>
-        <w:t>Acknowledgements</w:t>
-      </w:r>
-    </w:p>
-    <w:p>
-      <w:pPr>
-        <w:spacing w:line="276" w:lineRule="auto" w:after="80"/>
-      </w:pPr>
-      <w:r>
-        <w:t>The authors express their sincere gratitude to the Department of Communication Science and the Faculty of Social and Political Sciences at Universitas Pembangunan Nasional 'Veteran' Jawa Timur for academic and institutional facilities provided during this master's thesis research.</w:t>
+        <w:rPr>
+          <w:rFonts w:ascii="Times New Roman" w:hAnsi="Times New Roman"/>
+          <w:sz w:val="21"/>
+        </w:rPr>
+        <w:t>Funding Statement:</w:t>
+        <w:br/>
+        <w:t>The authors confirm that no external funding, grants, or financial aid were received for this study. The research was independently conducted at Universitas Pembangunan Nasional 'Veteran' Jawa Timur.</w:t>
+        <w:br/>
+        <w:br/>
+        <w:t>Author Biographical Notes:</w:t>
+        <w:br/>
+        <w:t>- Indri Anjar Kartika Sari is a postgraduate researcher in Communication Science at UPN 'Veteran' Jawa Timur and a certified AI Engineer specializing in transformer NLP and computational communication.</w:t>
+        <w:br/>
+        <w:t>- Dr. Catur Suratnoaji, M.Si. is an Associate Professor specializing in political communication and public opinion.</w:t>
+        <w:br/>
+        <w:t>- Dr. Agus Widiyarta, S.Sos., M.Si. is an Assistant Professor specializing in crisis communication and public relations.</w:t>
       </w:r>
     </w:p>
     <w:sectPr>

--- a/manuscript/Title_Page_Indri_Anjar_Kartika_Sari.docx
+++ b/manuscript/Title_Page_Indri_Anjar_Kartika_Sari.docx
@@ -47,12 +47,13 @@
       <w:pPr>
         <w:spacing w:after="120"/>
       </w:pPr>
+      <w:r/>
       <w:r>
         <w:rPr>
           <w:rFonts w:ascii="Times New Roman" w:hAnsi="Times New Roman"/>
           <w:sz w:val="22"/>
         </w:rPr>
-        <w:t>1. Indri Anjar Kartika Sari¹* (ORCID: 0009-0002-8419-7231 | indrianjar@gmail.com)</w:t>
+        <w:t>1. Indri Anjar Kartika Sari¹ (ORCID: 0009-0002-8419-7231 | indrianjar@gmail.com)</w:t>
         <w:br/>
         <w:t xml:space="preserve">   Principal Investigator &amp; Lead Author</w:t>
       </w:r>
@@ -99,13 +100,14 @@
       </w:r>
     </w:p>
     <w:p>
+      <w:pPr/>
+      <w:r/>
       <w:r>
         <w:rPr>
           <w:rFonts w:ascii="Times New Roman" w:hAnsi="Times New Roman"/>
-          <w:b/>
           <w:sz w:val="22"/>
         </w:rPr>
-        <w:t>* Corresponding Author: Indri Anjar Kartika Sari, Email: indrianjar@gmail.com, Tel: +62 811-300-8888</w:t>
+        <w:t xml:space="preserve"> Corresponding Author: Indri Anjar Kartika Sari, Email: indrianjar@gmail.com, Tel: +62 811-300-8888</w:t>
       </w:r>
     </w:p>
     <w:p>
